--- a/session04/BÁO CÁO SAU BUỔI THỰC HÀNH.docx
+++ b/session04/BÁO CÁO SAU BUỔI THỰC HÀNH.docx
@@ -2298,6 +2298,11 @@
     </w:p>
     <w:p>
       <w:pPr>
+        <w:pStyle w:val="ListParagraph"/>
+        <w:numPr>
+          <w:ilvl w:val="0"/>
+          <w:numId w:val="40"/>
+        </w:numPr>
         <w:pBdr>
           <w:left w:val="none" w:sz="0" w:space="14" w:color="auto"/>
         </w:pBdr>
@@ -2305,13 +2310,53 @@
         <w:spacing w:before="120" w:after="120" w:line="360" w:lineRule="auto"/>
         <w:rPr>
           <w:rFonts w:ascii="Roboto" w:eastAsia="Roboto" w:hAnsi="Roboto" w:cs="Roboto"/>
-          <w:b/>
-          <w:bCs/>
-          <w:sz w:val="28"/>
-          <w:szCs w:val="28"/>
-        </w:rPr>
-      </w:pPr>
-      <w:r>
+          <w:sz w:val="28"/>
+          <w:szCs w:val="28"/>
+          <w:lang w:val="vi-VN"/>
+        </w:rPr>
+      </w:pPr>
+      <w:r>
+        <w:rPr>
+          <w:rFonts w:ascii="Roboto" w:eastAsia="Roboto" w:hAnsi="Roboto" w:cs="Roboto"/>
+          <w:sz w:val="28"/>
+          <w:szCs w:val="28"/>
+        </w:rPr>
+        <w:t>Em không</w:t>
+      </w:r>
+      <w:r>
+        <w:rPr>
+          <w:rFonts w:ascii="Roboto" w:eastAsia="Roboto" w:hAnsi="Roboto" w:cs="Roboto"/>
+          <w:sz w:val="28"/>
+          <w:szCs w:val="28"/>
+          <w:lang w:val="vi-VN"/>
+        </w:rPr>
+        <w:t xml:space="preserve"> có đề xuất gì </w:t>
+      </w:r>
+    </w:p>
+    <w:p>
+      <w:pPr>
+        <w:pStyle w:val="ListParagraph"/>
+        <w:pBdr>
+          <w:left w:val="none" w:sz="0" w:space="14" w:color="auto"/>
+        </w:pBdr>
+        <w:shd w:val="clear" w:color="auto" w:fill="FFFFFF"/>
+        <w:spacing w:before="120" w:after="120" w:line="360" w:lineRule="auto"/>
+        <w:ind w:left="1440"/>
+        <w:rPr>
+          <w:rFonts w:ascii="Roboto" w:eastAsia="Roboto" w:hAnsi="Roboto" w:cs="Roboto"/>
+          <w:sz w:val="28"/>
+          <w:szCs w:val="28"/>
+          <w:lang w:val="vi-VN"/>
+        </w:rPr>
+      </w:pPr>
+    </w:p>
+    <w:p>
+      <w:pPr>
+        <w:pBdr>
+          <w:left w:val="none" w:sz="0" w:space="14" w:color="auto"/>
+        </w:pBdr>
+        <w:shd w:val="clear" w:color="auto" w:fill="FFFFFF"/>
+        <w:spacing w:before="120" w:after="120" w:line="360" w:lineRule="auto"/>
         <w:rPr>
           <w:rFonts w:ascii="Roboto" w:eastAsia="Roboto" w:hAnsi="Roboto" w:cs="Roboto"/>
           <w:b/>
@@ -2319,6 +2364,16 @@
           <w:sz w:val="28"/>
           <w:szCs w:val="28"/>
         </w:rPr>
+      </w:pPr>
+      <w:r>
+        <w:rPr>
+          <w:rFonts w:ascii="Roboto" w:eastAsia="Roboto" w:hAnsi="Roboto" w:cs="Roboto"/>
+          <w:b/>
+          <w:bCs/>
+          <w:sz w:val="28"/>
+          <w:szCs w:val="28"/>
+        </w:rPr>
+        <w:lastRenderedPageBreak/>
         <w:t>VII. KẾT LUẬN</w:t>
       </w:r>
     </w:p>
@@ -2370,7 +2425,6 @@
           <w:sz w:val="28"/>
           <w:szCs w:val="28"/>
         </w:rPr>
-        <w:lastRenderedPageBreak/>
         <w:t xml:space="preserve">Mức độ hiểu bài: </w:t>
       </w:r>
       <w:r>
@@ -4302,6 +4356,119 @@
     </w:lvl>
   </w:abstractNum>
   <w:abstractNum w:abstractNumId="14" w15:restartNumberingAfterBreak="0">
+    <w:nsid w:val="31331F4F"/>
+    <w:multiLevelType w:val="hybridMultilevel"/>
+    <w:tmpl w:val="B144F512"/>
+    <w:lvl w:ilvl="0" w:tplc="04090001">
+      <w:start w:val="1"/>
+      <w:numFmt w:val="bullet"/>
+      <w:lvlText w:val=""/>
+      <w:lvlJc w:val="left"/>
+      <w:pPr>
+        <w:ind w:left="1440" w:hanging="360"/>
+      </w:pPr>
+      <w:rPr>
+        <w:rFonts w:ascii="Symbol" w:hAnsi="Symbol" w:hint="default"/>
+      </w:rPr>
+    </w:lvl>
+    <w:lvl w:ilvl="1" w:tplc="04090003" w:tentative="1">
+      <w:start w:val="1"/>
+      <w:numFmt w:val="bullet"/>
+      <w:lvlText w:val="o"/>
+      <w:lvlJc w:val="left"/>
+      <w:pPr>
+        <w:ind w:left="2160" w:hanging="360"/>
+      </w:pPr>
+      <w:rPr>
+        <w:rFonts w:ascii="Courier New" w:hAnsi="Courier New" w:cs="Courier New" w:hint="default"/>
+      </w:rPr>
+    </w:lvl>
+    <w:lvl w:ilvl="2" w:tplc="04090005" w:tentative="1">
+      <w:start w:val="1"/>
+      <w:numFmt w:val="bullet"/>
+      <w:lvlText w:val=""/>
+      <w:lvlJc w:val="left"/>
+      <w:pPr>
+        <w:ind w:left="2880" w:hanging="360"/>
+      </w:pPr>
+      <w:rPr>
+        <w:rFonts w:ascii="Wingdings" w:hAnsi="Wingdings" w:hint="default"/>
+      </w:rPr>
+    </w:lvl>
+    <w:lvl w:ilvl="3" w:tplc="04090001" w:tentative="1">
+      <w:start w:val="1"/>
+      <w:numFmt w:val="bullet"/>
+      <w:lvlText w:val=""/>
+      <w:lvlJc w:val="left"/>
+      <w:pPr>
+        <w:ind w:left="3600" w:hanging="360"/>
+      </w:pPr>
+      <w:rPr>
+        <w:rFonts w:ascii="Symbol" w:hAnsi="Symbol" w:hint="default"/>
+      </w:rPr>
+    </w:lvl>
+    <w:lvl w:ilvl="4" w:tplc="04090003" w:tentative="1">
+      <w:start w:val="1"/>
+      <w:numFmt w:val="bullet"/>
+      <w:lvlText w:val="o"/>
+      <w:lvlJc w:val="left"/>
+      <w:pPr>
+        <w:ind w:left="4320" w:hanging="360"/>
+      </w:pPr>
+      <w:rPr>
+        <w:rFonts w:ascii="Courier New" w:hAnsi="Courier New" w:cs="Courier New" w:hint="default"/>
+      </w:rPr>
+    </w:lvl>
+    <w:lvl w:ilvl="5" w:tplc="04090005" w:tentative="1">
+      <w:start w:val="1"/>
+      <w:numFmt w:val="bullet"/>
+      <w:lvlText w:val=""/>
+      <w:lvlJc w:val="left"/>
+      <w:pPr>
+        <w:ind w:left="5040" w:hanging="360"/>
+      </w:pPr>
+      <w:rPr>
+        <w:rFonts w:ascii="Wingdings" w:hAnsi="Wingdings" w:hint="default"/>
+      </w:rPr>
+    </w:lvl>
+    <w:lvl w:ilvl="6" w:tplc="04090001" w:tentative="1">
+      <w:start w:val="1"/>
+      <w:numFmt w:val="bullet"/>
+      <w:lvlText w:val=""/>
+      <w:lvlJc w:val="left"/>
+      <w:pPr>
+        <w:ind w:left="5760" w:hanging="360"/>
+      </w:pPr>
+      <w:rPr>
+        <w:rFonts w:ascii="Symbol" w:hAnsi="Symbol" w:hint="default"/>
+      </w:rPr>
+    </w:lvl>
+    <w:lvl w:ilvl="7" w:tplc="04090003" w:tentative="1">
+      <w:start w:val="1"/>
+      <w:numFmt w:val="bullet"/>
+      <w:lvlText w:val="o"/>
+      <w:lvlJc w:val="left"/>
+      <w:pPr>
+        <w:ind w:left="6480" w:hanging="360"/>
+      </w:pPr>
+      <w:rPr>
+        <w:rFonts w:ascii="Courier New" w:hAnsi="Courier New" w:cs="Courier New" w:hint="default"/>
+      </w:rPr>
+    </w:lvl>
+    <w:lvl w:ilvl="8" w:tplc="04090005" w:tentative="1">
+      <w:start w:val="1"/>
+      <w:numFmt w:val="bullet"/>
+      <w:lvlText w:val=""/>
+      <w:lvlJc w:val="left"/>
+      <w:pPr>
+        <w:ind w:left="7200" w:hanging="360"/>
+      </w:pPr>
+      <w:rPr>
+        <w:rFonts w:ascii="Wingdings" w:hAnsi="Wingdings" w:hint="default"/>
+      </w:rPr>
+    </w:lvl>
+  </w:abstractNum>
+  <w:abstractNum w:abstractNumId="15" w15:restartNumberingAfterBreak="0">
     <w:nsid w:val="35925062"/>
     <w:multiLevelType w:val="hybridMultilevel"/>
     <w:tmpl w:val="2DAEE2AC"/>
@@ -4414,7 +4581,7 @@
       </w:rPr>
     </w:lvl>
   </w:abstractNum>
-  <w:abstractNum w:abstractNumId="15" w15:restartNumberingAfterBreak="0">
+  <w:abstractNum w:abstractNumId="16" w15:restartNumberingAfterBreak="0">
     <w:nsid w:val="35B50FEF"/>
     <w:multiLevelType w:val="multilevel"/>
     <w:tmpl w:val="35B50FEF"/>
@@ -4563,7 +4730,7 @@
       </w:rPr>
     </w:lvl>
   </w:abstractNum>
-  <w:abstractNum w:abstractNumId="16" w15:restartNumberingAfterBreak="0">
+  <w:abstractNum w:abstractNumId="17" w15:restartNumberingAfterBreak="0">
     <w:nsid w:val="366C7F53"/>
     <w:multiLevelType w:val="multilevel"/>
     <w:tmpl w:val="9F04E182"/>
@@ -4712,7 +4879,7 @@
       </w:rPr>
     </w:lvl>
   </w:abstractNum>
-  <w:abstractNum w:abstractNumId="17" w15:restartNumberingAfterBreak="0">
+  <w:abstractNum w:abstractNumId="18" w15:restartNumberingAfterBreak="0">
     <w:nsid w:val="373C433F"/>
     <w:multiLevelType w:val="multilevel"/>
     <w:tmpl w:val="EEB2CEF2"/>
@@ -4825,7 +4992,7 @@
       </w:rPr>
     </w:lvl>
   </w:abstractNum>
-  <w:abstractNum w:abstractNumId="18" w15:restartNumberingAfterBreak="0">
+  <w:abstractNum w:abstractNumId="19" w15:restartNumberingAfterBreak="0">
     <w:nsid w:val="393F69F5"/>
     <w:multiLevelType w:val="multilevel"/>
     <w:tmpl w:val="C96CE880"/>
@@ -4939,7 +5106,7 @@
       </w:rPr>
     </w:lvl>
   </w:abstractNum>
-  <w:abstractNum w:abstractNumId="19" w15:restartNumberingAfterBreak="0">
+  <w:abstractNum w:abstractNumId="20" w15:restartNumberingAfterBreak="0">
     <w:nsid w:val="3B306EF4"/>
     <w:multiLevelType w:val="multilevel"/>
     <w:tmpl w:val="3B306EF4"/>
@@ -5088,7 +5255,7 @@
       </w:rPr>
     </w:lvl>
   </w:abstractNum>
-  <w:abstractNum w:abstractNumId="20" w15:restartNumberingAfterBreak="0">
+  <w:abstractNum w:abstractNumId="21" w15:restartNumberingAfterBreak="0">
     <w:nsid w:val="44512707"/>
     <w:multiLevelType w:val="hybridMultilevel"/>
     <w:tmpl w:val="D738FC32"/>
@@ -5201,7 +5368,7 @@
       </w:rPr>
     </w:lvl>
   </w:abstractNum>
-  <w:abstractNum w:abstractNumId="21" w15:restartNumberingAfterBreak="0">
+  <w:abstractNum w:abstractNumId="22" w15:restartNumberingAfterBreak="0">
     <w:nsid w:val="44E41233"/>
     <w:multiLevelType w:val="hybridMultilevel"/>
     <w:tmpl w:val="E376C164"/>
@@ -5314,7 +5481,7 @@
       </w:rPr>
     </w:lvl>
   </w:abstractNum>
-  <w:abstractNum w:abstractNumId="22" w15:restartNumberingAfterBreak="0">
+  <w:abstractNum w:abstractNumId="23" w15:restartNumberingAfterBreak="0">
     <w:nsid w:val="480C253C"/>
     <w:multiLevelType w:val="multilevel"/>
     <w:tmpl w:val="368E50D6"/>
@@ -5427,7 +5594,7 @@
       </w:rPr>
     </w:lvl>
   </w:abstractNum>
-  <w:abstractNum w:abstractNumId="23" w15:restartNumberingAfterBreak="0">
+  <w:abstractNum w:abstractNumId="24" w15:restartNumberingAfterBreak="0">
     <w:nsid w:val="497553D7"/>
     <w:multiLevelType w:val="multilevel"/>
     <w:tmpl w:val="4F4C9FB8"/>
@@ -5541,7 +5708,7 @@
       </w:rPr>
     </w:lvl>
   </w:abstractNum>
-  <w:abstractNum w:abstractNumId="24" w15:restartNumberingAfterBreak="0">
+  <w:abstractNum w:abstractNumId="25" w15:restartNumberingAfterBreak="0">
     <w:nsid w:val="4A2F23E3"/>
     <w:multiLevelType w:val="multilevel"/>
     <w:tmpl w:val="DD082F62"/>
@@ -5690,7 +5857,7 @@
       </w:rPr>
     </w:lvl>
   </w:abstractNum>
-  <w:abstractNum w:abstractNumId="25" w15:restartNumberingAfterBreak="0">
+  <w:abstractNum w:abstractNumId="26" w15:restartNumberingAfterBreak="0">
     <w:nsid w:val="4CE11617"/>
     <w:multiLevelType w:val="hybridMultilevel"/>
     <w:tmpl w:val="5282CA6C"/>
@@ -5803,7 +5970,7 @@
       </w:rPr>
     </w:lvl>
   </w:abstractNum>
-  <w:abstractNum w:abstractNumId="26" w15:restartNumberingAfterBreak="0">
+  <w:abstractNum w:abstractNumId="27" w15:restartNumberingAfterBreak="0">
     <w:nsid w:val="541F02B7"/>
     <w:multiLevelType w:val="multilevel"/>
     <w:tmpl w:val="EEB2CEF2"/>
@@ -5916,7 +6083,7 @@
       </w:rPr>
     </w:lvl>
   </w:abstractNum>
-  <w:abstractNum w:abstractNumId="27" w15:restartNumberingAfterBreak="0">
+  <w:abstractNum w:abstractNumId="28" w15:restartNumberingAfterBreak="0">
     <w:nsid w:val="54297D83"/>
     <w:multiLevelType w:val="multilevel"/>
     <w:tmpl w:val="3482AD62"/>
@@ -6030,7 +6197,7 @@
       </w:rPr>
     </w:lvl>
   </w:abstractNum>
-  <w:abstractNum w:abstractNumId="28" w15:restartNumberingAfterBreak="0">
+  <w:abstractNum w:abstractNumId="29" w15:restartNumberingAfterBreak="0">
     <w:nsid w:val="56385B60"/>
     <w:multiLevelType w:val="multilevel"/>
     <w:tmpl w:val="C96CE880"/>
@@ -6144,7 +6311,7 @@
       </w:rPr>
     </w:lvl>
   </w:abstractNum>
-  <w:abstractNum w:abstractNumId="29" w15:restartNumberingAfterBreak="0">
+  <w:abstractNum w:abstractNumId="30" w15:restartNumberingAfterBreak="0">
     <w:nsid w:val="57FD4CA1"/>
     <w:multiLevelType w:val="multilevel"/>
     <w:tmpl w:val="F8A6BA82"/>
@@ -6293,7 +6460,7 @@
       </w:rPr>
     </w:lvl>
   </w:abstractNum>
-  <w:abstractNum w:abstractNumId="30" w15:restartNumberingAfterBreak="0">
+  <w:abstractNum w:abstractNumId="31" w15:restartNumberingAfterBreak="0">
     <w:nsid w:val="58113F0A"/>
     <w:multiLevelType w:val="hybridMultilevel"/>
     <w:tmpl w:val="4E1AB458"/>
@@ -6406,7 +6573,7 @@
       </w:rPr>
     </w:lvl>
   </w:abstractNum>
-  <w:abstractNum w:abstractNumId="31" w15:restartNumberingAfterBreak="0">
+  <w:abstractNum w:abstractNumId="32" w15:restartNumberingAfterBreak="0">
     <w:nsid w:val="5C82403B"/>
     <w:multiLevelType w:val="hybridMultilevel"/>
     <w:tmpl w:val="A10A6A6A"/>
@@ -6519,7 +6686,7 @@
       </w:rPr>
     </w:lvl>
   </w:abstractNum>
-  <w:abstractNum w:abstractNumId="32" w15:restartNumberingAfterBreak="0">
+  <w:abstractNum w:abstractNumId="33" w15:restartNumberingAfterBreak="0">
     <w:nsid w:val="61373668"/>
     <w:multiLevelType w:val="multilevel"/>
     <w:tmpl w:val="61373668"/>
@@ -6668,7 +6835,7 @@
       </w:rPr>
     </w:lvl>
   </w:abstractNum>
-  <w:abstractNum w:abstractNumId="33" w15:restartNumberingAfterBreak="0">
+  <w:abstractNum w:abstractNumId="34" w15:restartNumberingAfterBreak="0">
     <w:nsid w:val="6B195C2E"/>
     <w:multiLevelType w:val="multilevel"/>
     <w:tmpl w:val="3948E7CA"/>
@@ -6781,7 +6948,7 @@
       </w:rPr>
     </w:lvl>
   </w:abstractNum>
-  <w:abstractNum w:abstractNumId="34" w15:restartNumberingAfterBreak="0">
+  <w:abstractNum w:abstractNumId="35" w15:restartNumberingAfterBreak="0">
     <w:nsid w:val="6FE276F8"/>
     <w:multiLevelType w:val="multilevel"/>
     <w:tmpl w:val="6FE276F8"/>
@@ -6930,7 +7097,7 @@
       </w:rPr>
     </w:lvl>
   </w:abstractNum>
-  <w:abstractNum w:abstractNumId="35" w15:restartNumberingAfterBreak="0">
+  <w:abstractNum w:abstractNumId="36" w15:restartNumberingAfterBreak="0">
     <w:nsid w:val="738A3DE7"/>
     <w:multiLevelType w:val="multilevel"/>
     <w:tmpl w:val="738A3DE7"/>
@@ -7079,7 +7246,7 @@
       </w:rPr>
     </w:lvl>
   </w:abstractNum>
-  <w:abstractNum w:abstractNumId="36" w15:restartNumberingAfterBreak="0">
+  <w:abstractNum w:abstractNumId="37" w15:restartNumberingAfterBreak="0">
     <w:nsid w:val="764C13CD"/>
     <w:multiLevelType w:val="hybridMultilevel"/>
     <w:tmpl w:val="8C540D70"/>
@@ -7192,7 +7359,7 @@
       </w:rPr>
     </w:lvl>
   </w:abstractNum>
-  <w:abstractNum w:abstractNumId="37" w15:restartNumberingAfterBreak="0">
+  <w:abstractNum w:abstractNumId="38" w15:restartNumberingAfterBreak="0">
     <w:nsid w:val="78791304"/>
     <w:multiLevelType w:val="multilevel"/>
     <w:tmpl w:val="4BFECD96"/>
@@ -7305,7 +7472,7 @@
       </w:rPr>
     </w:lvl>
   </w:abstractNum>
-  <w:abstractNum w:abstractNumId="38" w15:restartNumberingAfterBreak="0">
+  <w:abstractNum w:abstractNumId="39" w15:restartNumberingAfterBreak="0">
     <w:nsid w:val="7C74430F"/>
     <w:multiLevelType w:val="hybridMultilevel"/>
     <w:tmpl w:val="BC6024E6"/>
@@ -7419,13 +7586,13 @@
     </w:lvl>
   </w:abstractNum>
   <w:num w:numId="1" w16cid:durableId="565409275">
-    <w:abstractNumId w:val="22"/>
+    <w:abstractNumId w:val="23"/>
   </w:num>
   <w:num w:numId="2" w16cid:durableId="2049985863">
-    <w:abstractNumId w:val="37"/>
+    <w:abstractNumId w:val="38"/>
   </w:num>
   <w:num w:numId="3" w16cid:durableId="1229416330">
-    <w:abstractNumId w:val="33"/>
+    <w:abstractNumId w:val="34"/>
   </w:num>
   <w:num w:numId="4" w16cid:durableId="342514692">
     <w:abstractNumId w:val="0"/>
@@ -7440,76 +7607,76 @@
     <w:abstractNumId w:val="3"/>
   </w:num>
   <w:num w:numId="8" w16cid:durableId="889532437">
-    <w:abstractNumId w:val="31"/>
+    <w:abstractNumId w:val="32"/>
   </w:num>
   <w:num w:numId="9" w16cid:durableId="972711352">
     <w:abstractNumId w:val="5"/>
   </w:num>
   <w:num w:numId="10" w16cid:durableId="1227228895">
-    <w:abstractNumId w:val="19"/>
+    <w:abstractNumId w:val="20"/>
   </w:num>
   <w:num w:numId="11" w16cid:durableId="1881935406">
-    <w:abstractNumId w:val="15"/>
+    <w:abstractNumId w:val="16"/>
   </w:num>
   <w:num w:numId="12" w16cid:durableId="360671745">
-    <w:abstractNumId w:val="17"/>
+    <w:abstractNumId w:val="18"/>
   </w:num>
   <w:num w:numId="13" w16cid:durableId="280574550">
     <w:abstractNumId w:val="6"/>
   </w:num>
   <w:num w:numId="14" w16cid:durableId="1090733442">
-    <w:abstractNumId w:val="26"/>
+    <w:abstractNumId w:val="27"/>
   </w:num>
   <w:num w:numId="15" w16cid:durableId="567502001">
-    <w:abstractNumId w:val="23"/>
+    <w:abstractNumId w:val="24"/>
   </w:num>
   <w:num w:numId="16" w16cid:durableId="1894997841">
-    <w:abstractNumId w:val="32"/>
+    <w:abstractNumId w:val="33"/>
   </w:num>
   <w:num w:numId="17" w16cid:durableId="506477697">
     <w:abstractNumId w:val="8"/>
   </w:num>
   <w:num w:numId="18" w16cid:durableId="1634287604">
-    <w:abstractNumId w:val="16"/>
+    <w:abstractNumId w:val="17"/>
   </w:num>
   <w:num w:numId="19" w16cid:durableId="1697925835">
     <w:abstractNumId w:val="9"/>
   </w:num>
   <w:num w:numId="20" w16cid:durableId="1666544709">
-    <w:abstractNumId w:val="20"/>
+    <w:abstractNumId w:val="21"/>
   </w:num>
   <w:num w:numId="21" w16cid:durableId="143591986">
+    <w:abstractNumId w:val="36"/>
+  </w:num>
+  <w:num w:numId="22" w16cid:durableId="16783813">
+    <w:abstractNumId w:val="22"/>
+  </w:num>
+  <w:num w:numId="23" w16cid:durableId="507332205">
+    <w:abstractNumId w:val="39"/>
+  </w:num>
+  <w:num w:numId="24" w16cid:durableId="906844734">
     <w:abstractNumId w:val="35"/>
   </w:num>
-  <w:num w:numId="22" w16cid:durableId="16783813">
-    <w:abstractNumId w:val="21"/>
-  </w:num>
-  <w:num w:numId="23" w16cid:durableId="507332205">
-    <w:abstractNumId w:val="38"/>
-  </w:num>
-  <w:num w:numId="24" w16cid:durableId="906844734">
-    <w:abstractNumId w:val="34"/>
-  </w:num>
   <w:num w:numId="25" w16cid:durableId="256598991">
-    <w:abstractNumId w:val="14"/>
+    <w:abstractNumId w:val="15"/>
   </w:num>
   <w:num w:numId="26" w16cid:durableId="1601796034">
     <w:abstractNumId w:val="13"/>
   </w:num>
   <w:num w:numId="27" w16cid:durableId="1510295273">
-    <w:abstractNumId w:val="27"/>
+    <w:abstractNumId w:val="28"/>
   </w:num>
   <w:num w:numId="28" w16cid:durableId="1705474363">
     <w:abstractNumId w:val="1"/>
   </w:num>
   <w:num w:numId="29" w16cid:durableId="953753127">
-    <w:abstractNumId w:val="28"/>
+    <w:abstractNumId w:val="29"/>
   </w:num>
   <w:num w:numId="30" w16cid:durableId="1198395708">
     <w:abstractNumId w:val="10"/>
   </w:num>
   <w:num w:numId="31" w16cid:durableId="316619720">
-    <w:abstractNumId w:val="18"/>
+    <w:abstractNumId w:val="19"/>
   </w:num>
   <w:num w:numId="32" w16cid:durableId="1921402944">
     <w:abstractNumId w:val="4"/>
@@ -7521,19 +7688,22 @@
     <w:abstractNumId w:val="12"/>
   </w:num>
   <w:num w:numId="35" w16cid:durableId="1395546163">
+    <w:abstractNumId w:val="31"/>
+  </w:num>
+  <w:num w:numId="36" w16cid:durableId="1538618390">
     <w:abstractNumId w:val="30"/>
   </w:num>
-  <w:num w:numId="36" w16cid:durableId="1538618390">
-    <w:abstractNumId w:val="29"/>
-  </w:num>
   <w:num w:numId="37" w16cid:durableId="358547660">
-    <w:abstractNumId w:val="24"/>
+    <w:abstractNumId w:val="25"/>
   </w:num>
   <w:num w:numId="38" w16cid:durableId="1371371723">
-    <w:abstractNumId w:val="25"/>
+    <w:abstractNumId w:val="26"/>
   </w:num>
   <w:num w:numId="39" w16cid:durableId="1818447903">
-    <w:abstractNumId w:val="36"/>
+    <w:abstractNumId w:val="37"/>
+  </w:num>
+  <w:num w:numId="40" w16cid:durableId="1564946993">
+    <w:abstractNumId w:val="14"/>
   </w:num>
 </w:numbering>
 </file>
